--- a/design/malaysia-study-live/말레이시아유학_통합설명자료.docx
+++ b/design/malaysia-study-live/말레이시아유학_통합설명자료.docx
@@ -13823,6 +13823,227 @@
     </w:p>
     <w:p>
       <w:pPr>
+        <w:pBdr>
+          <w:left w:val="single" w:color="9C2B24" w:sz="18" w:space="10"/>
+        </w:pBdr>
+        <w:spacing w:after="40" w:before="140" w:line="276"/>
+        <w:ind w:left="340" w:hanging="0"/>
+      </w:pPr>
+      <w:r>
+        <w:rPr>
+          <w:rFonts w:ascii="맑은 고딕" w:cs="맑은 고딕" w:eastAsia="맑은 고딕" w:hAnsi="맑은 고딕"/>
+          <w:b/>
+          <w:bCs/>
+          <w:color w:val="1D2320"/>
+          <w:sz w:val="19"/>
+          <w:szCs w:val="19"/>
+        </w:rPr>
+        <w:t xml:space="preserve">⚠ 서류 인증 — 아포스티유가 아니라 </w:t>
+      </w:r>
+      <w:r>
+        <w:rPr>
+          <w:rFonts w:ascii="맑은 고딕" w:cs="맑은 고딕" w:eastAsia="맑은 고딕" w:hAnsi="맑은 고딕"/>
+          <w:b/>
+          <w:bCs/>
+          <w:color w:val="1D2320"/>
+          <w:sz w:val="19"/>
+          <w:szCs w:val="19"/>
+        </w:rPr>
+        <w:t xml:space="preserve">영사확인</w:t>
+      </w:r>
+      <w:r>
+        <w:rPr>
+          <w:rFonts w:ascii="맑은 고딕" w:cs="맑은 고딕" w:eastAsia="맑은 고딕" w:hAnsi="맑은 고딕"/>
+          <w:b/>
+          <w:bCs/>
+          <w:color w:val="1D2320"/>
+          <w:sz w:val="19"/>
+          <w:szCs w:val="19"/>
+        </w:rPr>
+        <w:t xml:space="preserve">입니다</w:t>
+      </w:r>
+    </w:p>
+    <w:p>
+      <w:pPr>
+        <w:pBdr>
+          <w:left w:val="single" w:color="9C2B24" w:sz="18" w:space="10"/>
+        </w:pBdr>
+        <w:spacing w:after="40" w:before="40" w:line="276"/>
+        <w:ind w:left="340" w:hanging="0"/>
+      </w:pPr>
+      <w:r>
+        <w:rPr>
+          <w:rFonts w:ascii="맑은 고딕" w:cs="맑은 고딕" w:eastAsia="맑은 고딕" w:hAnsi="맑은 고딕"/>
+          <w:b/>
+          <w:bCs/>
+          <w:color w:val="1D2320"/>
+          <w:sz w:val="19"/>
+          <w:szCs w:val="19"/>
+        </w:rPr>
+        <w:t xml:space="preserve">말레이시아는 헤이그 아포스티유 협약 비가입국입니다.</w:t>
+      </w:r>
+      <w:r>
+        <w:rPr>
+          <w:rFonts w:ascii="맑은 고딕" w:cs="맑은 고딕" w:eastAsia="맑은 고딕" w:hAnsi="맑은 고딕"/>
+          <w:b/>
+          <w:bCs/>
+          <w:color w:val="1D2320"/>
+          <w:sz w:val="19"/>
+          <w:szCs w:val="19"/>
+        </w:rPr>
+        <w:t xml:space="preserve"> 영국·호주·미국과 달리 아포스티유가 통하지 않으므로, 한국에서 발급한 검정고시 합격증명서·성적증명서는 </w:t>
+      </w:r>
+      <w:r>
+        <w:rPr>
+          <w:rFonts w:ascii="맑은 고딕" w:cs="맑은 고딕" w:eastAsia="맑은 고딕" w:hAnsi="맑은 고딕"/>
+          <w:b/>
+          <w:bCs/>
+          <w:color w:val="1D2320"/>
+          <w:sz w:val="19"/>
+          <w:szCs w:val="19"/>
+        </w:rPr>
+        <w:t xml:space="preserve">외교부 영사확인 → 주한 말레이시아 대사관 확인</w:t>
+      </w:r>
+      <w:r>
+        <w:rPr>
+          <w:rFonts w:ascii="맑은 고딕" w:cs="맑은 고딕" w:eastAsia="맑은 고딕" w:hAnsi="맑은 고딕"/>
+          <w:b/>
+          <w:bCs/>
+          <w:color w:val="1D2320"/>
+          <w:sz w:val="19"/>
+          <w:szCs w:val="19"/>
+        </w:rPr>
+        <w:t xml:space="preserve">을 거쳐야 합니다.</w:t>
+      </w:r>
+    </w:p>
+    <w:p>
+      <w:pPr>
+        <w:pBdr>
+          <w:left w:val="single" w:color="9C2B24" w:sz="18" w:space="10"/>
+        </w:pBdr>
+        <w:spacing w:after="40" w:before="40" w:line="276"/>
+        <w:ind w:left="340" w:hanging="0"/>
+      </w:pPr>
+      <w:r>
+        <w:rPr>
+          <w:rFonts w:ascii="맑은 고딕" w:cs="맑은 고딕" w:eastAsia="맑은 고딕" w:hAnsi="맑은 고딕"/>
+          <w:b w:val="false"/>
+          <w:bCs w:val="false"/>
+          <w:color w:val="6B6156"/>
+          <w:sz w:val="19"/>
+          <w:szCs w:val="19"/>
+        </w:rPr>
+        <w:t xml:space="preserve">· 아포스티유를 받아 가면 </w:t>
+      </w:r>
+      <w:r>
+        <w:rPr>
+          <w:rFonts w:ascii="맑은 고딕" w:cs="맑은 고딕" w:eastAsia="맑은 고딕" w:hAnsi="맑은 고딕"/>
+          <w:b/>
+          <w:bCs/>
+          <w:color w:val="6B6156"/>
+          <w:sz w:val="19"/>
+          <w:szCs w:val="19"/>
+        </w:rPr>
+        <w:t xml:space="preserve">반려</w:t>
+      </w:r>
+      <w:r>
+        <w:rPr>
+          <w:rFonts w:ascii="맑은 고딕" w:cs="맑은 고딕" w:eastAsia="맑은 고딕" w:hAnsi="맑은 고딕"/>
+          <w:b w:val="false"/>
+          <w:bCs w:val="false"/>
+          <w:color w:val="6B6156"/>
+          <w:sz w:val="19"/>
+          <w:szCs w:val="19"/>
+        </w:rPr>
+        <w:t xml:space="preserve">되고, 영사확인을 다시 밟느라 </w:t>
+      </w:r>
+      <w:r>
+        <w:rPr>
+          <w:rFonts w:ascii="맑은 고딕" w:cs="맑은 고딕" w:eastAsia="맑은 고딕" w:hAnsi="맑은 고딕"/>
+          <w:b/>
+          <w:bCs/>
+          <w:color w:val="6B6156"/>
+          <w:sz w:val="19"/>
+          <w:szCs w:val="19"/>
+        </w:rPr>
+        <w:t xml:space="preserve">2~3주</w:t>
+      </w:r>
+      <w:r>
+        <w:rPr>
+          <w:rFonts w:ascii="맑은 고딕" w:cs="맑은 고딕" w:eastAsia="맑은 고딕" w:hAnsi="맑은 고딕"/>
+          <w:b w:val="false"/>
+          <w:bCs w:val="false"/>
+          <w:color w:val="6B6156"/>
+          <w:sz w:val="19"/>
+          <w:szCs w:val="19"/>
+        </w:rPr>
+        <w:t xml:space="preserve">가 추가로 듭니다.</w:t>
+      </w:r>
+    </w:p>
+    <w:p>
+      <w:pPr>
+        <w:pBdr>
+          <w:left w:val="single" w:color="9C2B24" w:sz="18" w:space="10"/>
+        </w:pBdr>
+        <w:spacing w:after="40" w:before="40" w:line="276"/>
+        <w:ind w:left="340" w:hanging="0"/>
+      </w:pPr>
+      <w:r>
+        <w:rPr>
+          <w:rFonts w:ascii="맑은 고딕" w:cs="맑은 고딕" w:eastAsia="맑은 고딕" w:hAnsi="맑은 고딕"/>
+          <w:b w:val="false"/>
+          <w:bCs w:val="false"/>
+          <w:color w:val="6B6156"/>
+          <w:sz w:val="19"/>
+          <w:szCs w:val="19"/>
+        </w:rPr>
+        <w:t xml:space="preserve">· 검정고시 합격자 발표 직후 바로 착수하십시오.</w:t>
+      </w:r>
+    </w:p>
+    <w:p>
+      <w:pPr>
+        <w:pBdr>
+          <w:left w:val="single" w:color="9C2B24" w:sz="18" w:space="10"/>
+        </w:pBdr>
+        <w:spacing w:after="140" w:before="40" w:line="276"/>
+        <w:ind w:left="340" w:hanging="0"/>
+      </w:pPr>
+      <w:r>
+        <w:rPr>
+          <w:rFonts w:ascii="맑은 고딕" w:cs="맑은 고딕" w:eastAsia="맑은 고딕" w:hAnsi="맑은 고딕"/>
+          <w:b w:val="false"/>
+          <w:bCs w:val="false"/>
+          <w:color w:val="6B6156"/>
+          <w:sz w:val="19"/>
+          <w:szCs w:val="19"/>
+        </w:rPr>
+        <w:t xml:space="preserve">· 귀국 후 </w:t>
+      </w:r>
+      <w:r>
+        <w:rPr>
+          <w:rFonts w:ascii="맑은 고딕" w:cs="맑은 고딕" w:eastAsia="맑은 고딕" w:hAnsi="맑은 고딕"/>
+          <w:b/>
+          <w:bCs/>
+          <w:color w:val="6B6156"/>
+          <w:sz w:val="19"/>
+          <w:szCs w:val="19"/>
+        </w:rPr>
+        <w:t xml:space="preserve">한국 대학 편입 시에도</w:t>
+      </w:r>
+      <w:r>
+        <w:rPr>
+          <w:rFonts w:ascii="맑은 고딕" w:cs="맑은 고딕" w:eastAsia="맑은 고딕" w:hAnsi="맑은 고딕"/>
+          <w:b w:val="false"/>
+          <w:bCs w:val="false"/>
+          <w:color w:val="6B6156"/>
+          <w:sz w:val="19"/>
+          <w:szCs w:val="19"/>
+        </w:rPr>
+        <w:t xml:space="preserve"> 말레이시아 대학 서류는 주말레이시아 한국대사관 영사확인이 필요합니다.</w:t>
+      </w:r>
+    </w:p>
+    <w:p>
+      <w:pPr>
         <w:pStyle w:val="Heading3"/>
         <w:spacing w:after="100" w:before="240"/>
       </w:pPr>
@@ -13977,18 +14198,18 @@
                 <w:sz w:val="18"/>
                 <w:szCs w:val="18"/>
               </w:rPr>
-              <w:t xml:space="preserve">아포스티유 + 영문 번역공증</w:t>
-            </w:r>
-            <w:r>
-              <w:rPr>
-                <w:rFonts w:ascii="맑은 고딕" w:cs="맑은 고딕" w:eastAsia="맑은 고딕" w:hAnsi="맑은 고딕"/>
-                <w:b w:val="false"/>
-                <w:bCs w:val="false"/>
-                <w:color w:val="1D2320"/>
-                <w:sz w:val="18"/>
-                <w:szCs w:val="18"/>
-              </w:rPr>
-              <w:t xml:space="preserve"> (2~3주 소요)</w:t>
+              <w:t xml:space="preserve">영문 번역공증 + 영사확인</w:t>
+            </w:r>
+            <w:r>
+              <w:rPr>
+                <w:rFonts w:ascii="맑은 고딕" w:cs="맑은 고딕" w:eastAsia="맑은 고딕" w:hAnsi="맑은 고딕"/>
+                <w:b w:val="false"/>
+                <w:bCs w:val="false"/>
+                <w:color w:val="1D2320"/>
+                <w:sz w:val="18"/>
+                <w:szCs w:val="18"/>
+              </w:rPr>
+              <w:t xml:space="preserve"> (2~3주 소요, 아포스티유 아님)</w:t>
             </w:r>
           </w:p>
         </w:tc>
@@ -14392,7 +14613,18 @@
           <w:sz w:val="20"/>
           <w:szCs w:val="20"/>
         </w:rPr>
-        <w:t xml:space="preserve">아포스티유 + 영문 번역공증</w:t>
+        <w:t xml:space="preserve">영문 번역공증 + 영사확인</w:t>
+      </w:r>
+      <w:r>
+        <w:rPr>
+          <w:rFonts w:ascii="맑은 고딕" w:cs="맑은 고딕" w:eastAsia="맑은 고딕" w:hAnsi="맑은 고딕"/>
+          <w:b w:val="false"/>
+          <w:bCs w:val="false"/>
+          <w:color w:val="1D2320"/>
+          <w:sz w:val="20"/>
+          <w:szCs w:val="20"/>
+        </w:rPr>
+        <w:t xml:space="preserve"> (아포스티유 아님)</w:t>
       </w:r>
     </w:p>
     <w:p>
@@ -14648,18 +14880,18 @@
           <w:sz w:val="20"/>
           <w:szCs w:val="20"/>
         </w:rPr>
-        <w:t xml:space="preserve">아포스티유 누락</w:t>
-      </w:r>
-      <w:r>
-        <w:rPr>
-          <w:rFonts w:ascii="맑은 고딕" w:cs="맑은 고딕" w:eastAsia="맑은 고딕" w:hAnsi="맑은 고딕"/>
-          <w:b w:val="false"/>
-          <w:bCs w:val="false"/>
-          <w:color w:val="1D2320"/>
-          <w:sz w:val="20"/>
-          <w:szCs w:val="20"/>
-        </w:rPr>
-        <w:t xml:space="preserve"> — 번역공증만으로는 부족한 경우가 많습니다.</w:t>
+        <w:t xml:space="preserve">아포스티유로 잘못 준비</w:t>
+      </w:r>
+      <w:r>
+        <w:rPr>
+          <w:rFonts w:ascii="맑은 고딕" w:cs="맑은 고딕" w:eastAsia="맑은 고딕" w:hAnsi="맑은 고딕"/>
+          <w:b w:val="false"/>
+          <w:bCs w:val="false"/>
+          <w:color w:val="1D2320"/>
+          <w:sz w:val="20"/>
+          <w:szCs w:val="20"/>
+        </w:rPr>
+        <w:t xml:space="preserve"> — 말레이시아는 헤이그 아포스티유 협약 비가입국입니다. 아포스티유를 받아 가면 반려되며, 영사확인(외교부 → 주한 말레이시아 대사관)을 다시 밟아야 해 2~3주가 추가로 듭니다.</w:t>
       </w:r>
     </w:p>
     <w:p>
@@ -17096,7 +17328,7 @@
         </w:numPr>
         <w:spacing w:after="40" w:before="40" w:line="276"/>
       </w:pPr>
-      <w:hyperlink w:history="1" r:id="rId8_by-wv5balluls55bj_r">
+      <w:hyperlink w:history="1" r:id="rIdsj6k7smltyg6fvpszzldi">
         <w:r>
           <w:rPr>
             <w:rFonts w:ascii="맑은 고딕" w:cs="맑은 고딕" w:eastAsia="맑은 고딕" w:hAnsi="맑은 고딕"/>
@@ -17121,7 +17353,7 @@
         </w:rPr>
         <w:t xml:space="preserve"> · </w:t>
       </w:r>
-      <w:hyperlink w:history="1" r:id="rIdcmv7rehygmyv5nikw1esj">
+      <w:hyperlink w:history="1" r:id="rIduekqkfh5feim-abmt0npt">
         <w:r>
           <w:rPr>
             <w:rFonts w:ascii="맑은 고딕" w:cs="맑은 고딕" w:eastAsia="맑은 고딕" w:hAnsi="맑은 고딕"/>
@@ -17146,7 +17378,7 @@
         </w:rPr>
         <w:t xml:space="preserve"> · </w:t>
       </w:r>
-      <w:hyperlink w:history="1" r:id="rIdauuzetb9tluxu_b1rcdi2">
+      <w:hyperlink w:history="1" r:id="rId92xlbgt0cc0sm5utalo-b">
         <w:r>
           <w:rPr>
             <w:rFonts w:ascii="맑은 고딕" w:cs="맑은 고딕" w:eastAsia="맑은 고딕" w:hAnsi="맑은 고딕"/>
@@ -17186,7 +17418,7 @@
         </w:numPr>
         <w:spacing w:after="40" w:before="40" w:line="276"/>
       </w:pPr>
-      <w:hyperlink w:history="1" r:id="rIdwxyvix8tfeyg12luue_vn">
+      <w:hyperlink w:history="1" r:id="rId2uwarrhnyqc3hok_f-3sp">
         <w:r>
           <w:rPr>
             <w:rFonts w:ascii="맑은 고딕" w:cs="맑은 고딕" w:eastAsia="맑은 고딕" w:hAnsi="맑은 고딕"/>
@@ -17211,7 +17443,7 @@
         </w:rPr>
         <w:t xml:space="preserve"> · </w:t>
       </w:r>
-      <w:hyperlink w:history="1" r:id="rIddzg1zc1z8vlk0c-h4jin-">
+      <w:hyperlink w:history="1" r:id="rIddbvjmcypopaqwq2wefsua">
         <w:r>
           <w:rPr>
             <w:rFonts w:ascii="맑은 고딕" w:cs="맑은 고딕" w:eastAsia="맑은 고딕" w:hAnsi="맑은 고딕"/>
@@ -17236,7 +17468,7 @@
         </w:rPr>
         <w:t xml:space="preserve"> · </w:t>
       </w:r>
-      <w:hyperlink w:history="1" r:id="rIdtksbjlt7jbiw3q-m03yk9">
+      <w:hyperlink w:history="1" r:id="rIdoy1ckrv6bs_aovwuwei-n">
         <w:r>
           <w:rPr>
             <w:rFonts w:ascii="맑은 고딕" w:cs="맑은 고딕" w:eastAsia="맑은 고딕" w:hAnsi="맑은 고딕"/>
@@ -17261,7 +17493,7 @@
         </w:rPr>
         <w:t xml:space="preserve"> · </w:t>
       </w:r>
-      <w:hyperlink w:history="1" r:id="rIdc81ysjnkik5gpbpi8fwsh">
+      <w:hyperlink w:history="1" r:id="rIdzfpbgzikjq6daqs0sgwac">
         <w:r>
           <w:rPr>
             <w:rFonts w:ascii="맑은 고딕" w:cs="맑은 고딕" w:eastAsia="맑은 고딕" w:hAnsi="맑은 고딕"/>
@@ -17301,7 +17533,7 @@
         </w:numPr>
         <w:spacing w:after="40" w:before="40" w:line="276"/>
       </w:pPr>
-      <w:hyperlink w:history="1" r:id="rIdoidz40qvx38mfhdjbafhs">
+      <w:hyperlink w:history="1" r:id="rId_dsjgqegbh4l8orfvvxx7">
         <w:r>
           <w:rPr>
             <w:rFonts w:ascii="맑은 고딕" w:cs="맑은 고딕" w:eastAsia="맑은 고딕" w:hAnsi="맑은 고딕"/>
@@ -17326,7 +17558,7 @@
         </w:rPr>
         <w:t xml:space="preserve"> · </w:t>
       </w:r>
-      <w:hyperlink w:history="1" r:id="rIddf-f5z40-ua59rtdm_kmi">
+      <w:hyperlink w:history="1" r:id="rIdpmx_bkxlkzsgnjj-u0w1h">
         <w:r>
           <w:rPr>
             <w:rFonts w:ascii="맑은 고딕" w:cs="맑은 고딕" w:eastAsia="맑은 고딕" w:hAnsi="맑은 고딕"/>
@@ -17351,7 +17583,7 @@
         </w:rPr>
         <w:t xml:space="preserve"> · </w:t>
       </w:r>
-      <w:hyperlink w:history="1" r:id="rIdpj4i0ybd26nco7en4hqrr">
+      <w:hyperlink w:history="1" r:id="rIdsuga_o742lourcrvrwwqj">
         <w:r>
           <w:rPr>
             <w:rFonts w:ascii="맑은 고딕" w:cs="맑은 고딕" w:eastAsia="맑은 고딕" w:hAnsi="맑은 고딕"/>
@@ -17376,7 +17608,7 @@
         </w:rPr>
         <w:t xml:space="preserve"> · </w:t>
       </w:r>
-      <w:hyperlink w:history="1" r:id="rIdyqgy33lwtmisonzydltrh">
+      <w:hyperlink w:history="1" r:id="rIdpblq_yksylcgokzhsttx1">
         <w:r>
           <w:rPr>
             <w:rFonts w:ascii="맑은 고딕" w:cs="맑은 고딕" w:eastAsia="맑은 고딕" w:hAnsi="맑은 고딕"/>
@@ -17401,7 +17633,7 @@
         </w:rPr>
         <w:t xml:space="preserve"> · </w:t>
       </w:r>
-      <w:hyperlink w:history="1" r:id="rIdquj1jryuxnsn77df0eje0">
+      <w:hyperlink w:history="1" r:id="rIdlmwj3nedrna8hdkyl6ht3">
         <w:r>
           <w:rPr>
             <w:rFonts w:ascii="맑은 고딕" w:cs="맑은 고딕" w:eastAsia="맑은 고딕" w:hAnsi="맑은 고딕"/>
@@ -17426,7 +17658,7 @@
         </w:rPr>
         <w:t xml:space="preserve"> · </w:t>
       </w:r>
-      <w:hyperlink w:history="1" r:id="rId0kqerfrzzymvchejcpvbd">
+      <w:hyperlink w:history="1" r:id="rIdf6kah9wvcv47u8zvlupju">
         <w:r>
           <w:rPr>
             <w:rFonts w:ascii="맑은 고딕" w:cs="맑은 고딕" w:eastAsia="맑은 고딕" w:hAnsi="맑은 고딕"/>
@@ -17451,7 +17683,7 @@
         </w:rPr>
         <w:t xml:space="preserve"> · </w:t>
       </w:r>
-      <w:hyperlink w:history="1" r:id="rIdexjfyrb-cearku0haojio">
+      <w:hyperlink w:history="1" r:id="rIdi_nyhqgowamxnsufc9op-">
         <w:r>
           <w:rPr>
             <w:rFonts w:ascii="맑은 고딕" w:cs="맑은 고딕" w:eastAsia="맑은 고딕" w:hAnsi="맑은 고딕"/>
@@ -17491,7 +17723,7 @@
         </w:numPr>
         <w:spacing w:after="40" w:before="40" w:line="276"/>
       </w:pPr>
-      <w:hyperlink w:history="1" r:id="rIdblgnnbuaymgbhbotbki3k">
+      <w:hyperlink w:history="1" r:id="rIdk6vdcs7abmucbkbkuaryr">
         <w:r>
           <w:rPr>
             <w:rFonts w:ascii="맑은 고딕" w:cs="맑은 고딕" w:eastAsia="맑은 고딕" w:hAnsi="맑은 고딕"/>
@@ -17516,7 +17748,7 @@
         </w:rPr>
         <w:t xml:space="preserve"> · </w:t>
       </w:r>
-      <w:hyperlink w:history="1" r:id="rIdnqzhf9aklerhjq8e-daqj">
+      <w:hyperlink w:history="1" r:id="rIdpw6amf7d6lcduktopnqjn">
         <w:r>
           <w:rPr>
             <w:rFonts w:ascii="맑은 고딕" w:cs="맑은 고딕" w:eastAsia="맑은 고딕" w:hAnsi="맑은 고딕"/>
@@ -17541,7 +17773,7 @@
         </w:rPr>
         <w:t xml:space="preserve"> · </w:t>
       </w:r>
-      <w:hyperlink w:history="1" r:id="rIdxpezys6et61rjxw7pce6c">
+      <w:hyperlink w:history="1" r:id="rIdghhwept_gvaiqyel1varx">
         <w:r>
           <w:rPr>
             <w:rFonts w:ascii="맑은 고딕" w:cs="맑은 고딕" w:eastAsia="맑은 고딕" w:hAnsi="맑은 고딕"/>
@@ -17566,7 +17798,7 @@
         </w:rPr>
         <w:t xml:space="preserve"> · </w:t>
       </w:r>
-      <w:hyperlink w:history="1" r:id="rId_zm65mvuo9gk8hydsgrrl">
+      <w:hyperlink w:history="1" r:id="rIdgpiuidnvbg1nluhdtfc_g">
         <w:r>
           <w:rPr>
             <w:rFonts w:ascii="맑은 고딕" w:cs="맑은 고딕" w:eastAsia="맑은 고딕" w:hAnsi="맑은 고딕"/>
@@ -17591,7 +17823,7 @@
         </w:rPr>
         <w:t xml:space="preserve"> · </w:t>
       </w:r>
-      <w:hyperlink w:history="1" r:id="rIdxtlyszc1nfv55ut3trnwk">
+      <w:hyperlink w:history="1" r:id="rIdkoso3mczekgsb3nq0t1ct">
         <w:r>
           <w:rPr>
             <w:rFonts w:ascii="맑은 고딕" w:cs="맑은 고딕" w:eastAsia="맑은 고딕" w:hAnsi="맑은 고딕"/>
@@ -17631,7 +17863,7 @@
         </w:numPr>
         <w:spacing w:after="40" w:before="40" w:line="276"/>
       </w:pPr>
-      <w:hyperlink w:history="1" r:id="rId4yn6lcos9j4zq-1dugrcx">
+      <w:hyperlink w:history="1" r:id="rIdjmtdhqln_oakv_wb3uddw">
         <w:r>
           <w:rPr>
             <w:rFonts w:ascii="맑은 고딕" w:cs="맑은 고딕" w:eastAsia="맑은 고딕" w:hAnsi="맑은 고딕"/>
@@ -17656,7 +17888,7 @@
         </w:rPr>
         <w:t xml:space="preserve"> · </w:t>
       </w:r>
-      <w:hyperlink w:history="1" r:id="rIdhtjopm2sq3jpe0rzxzgup">
+      <w:hyperlink w:history="1" r:id="rIddin6hfxoranhhm3ab7lzl">
         <w:r>
           <w:rPr>
             <w:rFonts w:ascii="맑은 고딕" w:cs="맑은 고딕" w:eastAsia="맑은 고딕" w:hAnsi="맑은 고딕"/>
@@ -17681,7 +17913,7 @@
         </w:rPr>
         <w:t xml:space="preserve"> · </w:t>
       </w:r>
-      <w:hyperlink w:history="1" r:id="rIdco_-yoyy54grhs00y0uzs">
+      <w:hyperlink w:history="1" r:id="rId60wqujnzlprk90upiavk1">
         <w:r>
           <w:rPr>
             <w:rFonts w:ascii="맑은 고딕" w:cs="맑은 고딕" w:eastAsia="맑은 고딕" w:hAnsi="맑은 고딕"/>
@@ -17706,7 +17938,7 @@
         </w:rPr>
         <w:t xml:space="preserve"> · </w:t>
       </w:r>
-      <w:hyperlink w:history="1" r:id="rId69rdu9mlfl7nkqvg8wtfl">
+      <w:hyperlink w:history="1" r:id="rIddu0r1bwtxlaleq84eymh-">
         <w:r>
           <w:rPr>
             <w:rFonts w:ascii="맑은 고딕" w:cs="맑은 고딕" w:eastAsia="맑은 고딕" w:hAnsi="맑은 고딕"/>

--- a/design/malaysia-study-live/말레이시아유학_통합설명자료.docx
+++ b/design/malaysia-study-live/말레이시아유학_통합설명자료.docx
@@ -17108,18 +17108,40 @@
           <w:sz w:val="20"/>
           <w:szCs w:val="20"/>
         </w:rPr>
-        <w:t xml:space="preserve">☐  </w:t>
-      </w:r>
-      <w:r>
-        <w:rPr>
-          <w:rFonts w:ascii="맑은 고딕" w:cs="맑은 고딕" w:eastAsia="맑은 고딕" w:hAnsi="맑은 고딕"/>
-          <w:b w:val="false"/>
-          <w:bCs w:val="false"/>
-          <w:color w:val="1D2320"/>
-          <w:sz w:val="20"/>
-          <w:szCs w:val="20"/>
-        </w:rPr>
-        <w:t xml:space="preserve">각 대학 다음 인테이크 날짜와 지원 마감일</w:t>
+        <w:t xml:space="preserve">☑  </w:t>
+      </w:r>
+      <w:r>
+        <w:rPr>
+          <w:rFonts w:ascii="맑은 고딕" w:cs="맑은 고딕" w:eastAsia="맑은 고딕" w:hAnsi="맑은 고딕"/>
+          <w:b w:val="false"/>
+          <w:bCs w:val="false"/>
+          <w:color w:val="1D2320"/>
+          <w:sz w:val="20"/>
+          <w:szCs w:val="20"/>
+        </w:rPr>
+        <w:t xml:space="preserve">~~각 대학 다음 인테이크 날짜~~ — </w:t>
+      </w:r>
+      <w:r>
+        <w:rPr>
+          <w:rFonts w:ascii="맑은 고딕" w:cs="맑은 고딕" w:eastAsia="맑은 고딕" w:hAnsi="맑은 고딕"/>
+          <w:b/>
+          <w:bCs/>
+          <w:color w:val="1D2320"/>
+          <w:sz w:val="20"/>
+          <w:szCs w:val="20"/>
+        </w:rPr>
+        <w:t xml:space="preserve">학교 문의로 확인 완료</w:t>
+      </w:r>
+      <w:r>
+        <w:rPr>
+          <w:rFonts w:ascii="맑은 고딕" w:cs="맑은 고딕" w:eastAsia="맑은 고딕" w:hAnsi="맑은 고딕"/>
+          <w:b w:val="false"/>
+          <w:bCs w:val="false"/>
+          <w:color w:val="1D2320"/>
+          <w:sz w:val="20"/>
+          <w:szCs w:val="20"/>
+        </w:rPr>
+        <w:t xml:space="preserve"> (선웨이 학사 1·4·9월 / 테일러스 학사 2·4·9월). 학과별 원서 마감일만 추가 확인</w:t>
       </w:r>
     </w:p>
     <w:p>
@@ -17328,7 +17350,7 @@
         </w:numPr>
         <w:spacing w:after="40" w:before="40" w:line="276"/>
       </w:pPr>
-      <w:hyperlink w:history="1" r:id="rIdsj6k7smltyg6fvpszzldi">
+      <w:hyperlink w:history="1" r:id="rId7kxxxivav9txmgjzedfxl">
         <w:r>
           <w:rPr>
             <w:rFonts w:ascii="맑은 고딕" w:cs="맑은 고딕" w:eastAsia="맑은 고딕" w:hAnsi="맑은 고딕"/>
@@ -17353,7 +17375,7 @@
         </w:rPr>
         <w:t xml:space="preserve"> · </w:t>
       </w:r>
-      <w:hyperlink w:history="1" r:id="rIduekqkfh5feim-abmt0npt">
+      <w:hyperlink w:history="1" r:id="rIdrizbdoqjckunshsomf5ve">
         <w:r>
           <w:rPr>
             <w:rFonts w:ascii="맑은 고딕" w:cs="맑은 고딕" w:eastAsia="맑은 고딕" w:hAnsi="맑은 고딕"/>
@@ -17378,7 +17400,7 @@
         </w:rPr>
         <w:t xml:space="preserve"> · </w:t>
       </w:r>
-      <w:hyperlink w:history="1" r:id="rId92xlbgt0cc0sm5utalo-b">
+      <w:hyperlink w:history="1" r:id="rIdpgfhlp-coszeyert-ao-y">
         <w:r>
           <w:rPr>
             <w:rFonts w:ascii="맑은 고딕" w:cs="맑은 고딕" w:eastAsia="맑은 고딕" w:hAnsi="맑은 고딕"/>
@@ -17418,7 +17440,7 @@
         </w:numPr>
         <w:spacing w:after="40" w:before="40" w:line="276"/>
       </w:pPr>
-      <w:hyperlink w:history="1" r:id="rId2uwarrhnyqc3hok_f-3sp">
+      <w:hyperlink w:history="1" r:id="rIdovxsw0ijcyr3xdnhdunkj">
         <w:r>
           <w:rPr>
             <w:rFonts w:ascii="맑은 고딕" w:cs="맑은 고딕" w:eastAsia="맑은 고딕" w:hAnsi="맑은 고딕"/>
@@ -17443,7 +17465,7 @@
         </w:rPr>
         <w:t xml:space="preserve"> · </w:t>
       </w:r>
-      <w:hyperlink w:history="1" r:id="rIddbvjmcypopaqwq2wefsua">
+      <w:hyperlink w:history="1" r:id="rId6xzntkstmrflbam0lxx-e">
         <w:r>
           <w:rPr>
             <w:rFonts w:ascii="맑은 고딕" w:cs="맑은 고딕" w:eastAsia="맑은 고딕" w:hAnsi="맑은 고딕"/>
@@ -17468,7 +17490,7 @@
         </w:rPr>
         <w:t xml:space="preserve"> · </w:t>
       </w:r>
-      <w:hyperlink w:history="1" r:id="rIdoy1ckrv6bs_aovwuwei-n">
+      <w:hyperlink w:history="1" r:id="rIdvob1sz5ou60jxi107roxq">
         <w:r>
           <w:rPr>
             <w:rFonts w:ascii="맑은 고딕" w:cs="맑은 고딕" w:eastAsia="맑은 고딕" w:hAnsi="맑은 고딕"/>
@@ -17493,7 +17515,7 @@
         </w:rPr>
         <w:t xml:space="preserve"> · </w:t>
       </w:r>
-      <w:hyperlink w:history="1" r:id="rIdzfpbgzikjq6daqs0sgwac">
+      <w:hyperlink w:history="1" r:id="rIdjq4qberygmetrhzqh7muw">
         <w:r>
           <w:rPr>
             <w:rFonts w:ascii="맑은 고딕" w:cs="맑은 고딕" w:eastAsia="맑은 고딕" w:hAnsi="맑은 고딕"/>
@@ -17533,7 +17555,7 @@
         </w:numPr>
         <w:spacing w:after="40" w:before="40" w:line="276"/>
       </w:pPr>
-      <w:hyperlink w:history="1" r:id="rId_dsjgqegbh4l8orfvvxx7">
+      <w:hyperlink w:history="1" r:id="rIdj_djuk2xrkqn7uuwire81">
         <w:r>
           <w:rPr>
             <w:rFonts w:ascii="맑은 고딕" w:cs="맑은 고딕" w:eastAsia="맑은 고딕" w:hAnsi="맑은 고딕"/>
@@ -17558,7 +17580,7 @@
         </w:rPr>
         <w:t xml:space="preserve"> · </w:t>
       </w:r>
-      <w:hyperlink w:history="1" r:id="rIdpmx_bkxlkzsgnjj-u0w1h">
+      <w:hyperlink w:history="1" r:id="rIde2al1wo1ayufcumjztxgw">
         <w:r>
           <w:rPr>
             <w:rFonts w:ascii="맑은 고딕" w:cs="맑은 고딕" w:eastAsia="맑은 고딕" w:hAnsi="맑은 고딕"/>
@@ -17583,7 +17605,7 @@
         </w:rPr>
         <w:t xml:space="preserve"> · </w:t>
       </w:r>
-      <w:hyperlink w:history="1" r:id="rIdsuga_o742lourcrvrwwqj">
+      <w:hyperlink w:history="1" r:id="rId5hskoec_2de45hoxd2zrv">
         <w:r>
           <w:rPr>
             <w:rFonts w:ascii="맑은 고딕" w:cs="맑은 고딕" w:eastAsia="맑은 고딕" w:hAnsi="맑은 고딕"/>
@@ -17608,7 +17630,7 @@
         </w:rPr>
         <w:t xml:space="preserve"> · </w:t>
       </w:r>
-      <w:hyperlink w:history="1" r:id="rIdpblq_yksylcgokzhsttx1">
+      <w:hyperlink w:history="1" r:id="rIdid_anx2qrmd6hxoqy-exy">
         <w:r>
           <w:rPr>
             <w:rFonts w:ascii="맑은 고딕" w:cs="맑은 고딕" w:eastAsia="맑은 고딕" w:hAnsi="맑은 고딕"/>
@@ -17633,7 +17655,7 @@
         </w:rPr>
         <w:t xml:space="preserve"> · </w:t>
       </w:r>
-      <w:hyperlink w:history="1" r:id="rIdlmwj3nedrna8hdkyl6ht3">
+      <w:hyperlink w:history="1" r:id="rIdw_lscioan0qpzefr1fmxx">
         <w:r>
           <w:rPr>
             <w:rFonts w:ascii="맑은 고딕" w:cs="맑은 고딕" w:eastAsia="맑은 고딕" w:hAnsi="맑은 고딕"/>
@@ -17658,7 +17680,7 @@
         </w:rPr>
         <w:t xml:space="preserve"> · </w:t>
       </w:r>
-      <w:hyperlink w:history="1" r:id="rIdf6kah9wvcv47u8zvlupju">
+      <w:hyperlink w:history="1" r:id="rId3yif90boktxoymr4fprqj">
         <w:r>
           <w:rPr>
             <w:rFonts w:ascii="맑은 고딕" w:cs="맑은 고딕" w:eastAsia="맑은 고딕" w:hAnsi="맑은 고딕"/>
@@ -17683,7 +17705,7 @@
         </w:rPr>
         <w:t xml:space="preserve"> · </w:t>
       </w:r>
-      <w:hyperlink w:history="1" r:id="rIdi_nyhqgowamxnsufc9op-">
+      <w:hyperlink w:history="1" r:id="rId9gcwjpev2ng6x34_a3lwb">
         <w:r>
           <w:rPr>
             <w:rFonts w:ascii="맑은 고딕" w:cs="맑은 고딕" w:eastAsia="맑은 고딕" w:hAnsi="맑은 고딕"/>
@@ -17723,7 +17745,7 @@
         </w:numPr>
         <w:spacing w:after="40" w:before="40" w:line="276"/>
       </w:pPr>
-      <w:hyperlink w:history="1" r:id="rIdk6vdcs7abmucbkbkuaryr">
+      <w:hyperlink w:history="1" r:id="rIdk2aao-qkp81xn2un6omgj">
         <w:r>
           <w:rPr>
             <w:rFonts w:ascii="맑은 고딕" w:cs="맑은 고딕" w:eastAsia="맑은 고딕" w:hAnsi="맑은 고딕"/>
@@ -17748,7 +17770,7 @@
         </w:rPr>
         <w:t xml:space="preserve"> · </w:t>
       </w:r>
-      <w:hyperlink w:history="1" r:id="rIdpw6amf7d6lcduktopnqjn">
+      <w:hyperlink w:history="1" r:id="rIdmfe-g80515x-r29llu5ne">
         <w:r>
           <w:rPr>
             <w:rFonts w:ascii="맑은 고딕" w:cs="맑은 고딕" w:eastAsia="맑은 고딕" w:hAnsi="맑은 고딕"/>
@@ -17773,7 +17795,7 @@
         </w:rPr>
         <w:t xml:space="preserve"> · </w:t>
       </w:r>
-      <w:hyperlink w:history="1" r:id="rIdghhwept_gvaiqyel1varx">
+      <w:hyperlink w:history="1" r:id="rId4rwuvdgqmwhzdp5wnqdni">
         <w:r>
           <w:rPr>
             <w:rFonts w:ascii="맑은 고딕" w:cs="맑은 고딕" w:eastAsia="맑은 고딕" w:hAnsi="맑은 고딕"/>
@@ -17798,7 +17820,7 @@
         </w:rPr>
         <w:t xml:space="preserve"> · </w:t>
       </w:r>
-      <w:hyperlink w:history="1" r:id="rIdgpiuidnvbg1nluhdtfc_g">
+      <w:hyperlink w:history="1" r:id="rIdr6oj0ddrfoq8qx4kkvicy">
         <w:r>
           <w:rPr>
             <w:rFonts w:ascii="맑은 고딕" w:cs="맑은 고딕" w:eastAsia="맑은 고딕" w:hAnsi="맑은 고딕"/>
@@ -17823,7 +17845,7 @@
         </w:rPr>
         <w:t xml:space="preserve"> · </w:t>
       </w:r>
-      <w:hyperlink w:history="1" r:id="rIdkoso3mczekgsb3nq0t1ct">
+      <w:hyperlink w:history="1" r:id="rIdpah7x1waqjakklhwh1700">
         <w:r>
           <w:rPr>
             <w:rFonts w:ascii="맑은 고딕" w:cs="맑은 고딕" w:eastAsia="맑은 고딕" w:hAnsi="맑은 고딕"/>
@@ -17863,7 +17885,7 @@
         </w:numPr>
         <w:spacing w:after="40" w:before="40" w:line="276"/>
       </w:pPr>
-      <w:hyperlink w:history="1" r:id="rIdjmtdhqln_oakv_wb3uddw">
+      <w:hyperlink w:history="1" r:id="rIdrmlriv_gqcb71dibwtdbg">
         <w:r>
           <w:rPr>
             <w:rFonts w:ascii="맑은 고딕" w:cs="맑은 고딕" w:eastAsia="맑은 고딕" w:hAnsi="맑은 고딕"/>
@@ -17888,7 +17910,7 @@
         </w:rPr>
         <w:t xml:space="preserve"> · </w:t>
       </w:r>
-      <w:hyperlink w:history="1" r:id="rIddin6hfxoranhhm3ab7lzl">
+      <w:hyperlink w:history="1" r:id="rIdk_cxqbz54cfqnv3_6f1bf">
         <w:r>
           <w:rPr>
             <w:rFonts w:ascii="맑은 고딕" w:cs="맑은 고딕" w:eastAsia="맑은 고딕" w:hAnsi="맑은 고딕"/>
@@ -17913,7 +17935,7 @@
         </w:rPr>
         <w:t xml:space="preserve"> · </w:t>
       </w:r>
-      <w:hyperlink w:history="1" r:id="rId60wqujnzlprk90upiavk1">
+      <w:hyperlink w:history="1" r:id="rId-8nzlq8shxj93ggqgtyys">
         <w:r>
           <w:rPr>
             <w:rFonts w:ascii="맑은 고딕" w:cs="맑은 고딕" w:eastAsia="맑은 고딕" w:hAnsi="맑은 고딕"/>
@@ -17938,7 +17960,7 @@
         </w:rPr>
         <w:t xml:space="preserve"> · </w:t>
       </w:r>
-      <w:hyperlink w:history="1" r:id="rIddu0r1bwtxlaleq84eymh-">
+      <w:hyperlink w:history="1" r:id="rIdd8y71iow9nqm7hp16ioe3">
         <w:r>
           <w:rPr>
             <w:rFonts w:ascii="맑은 고딕" w:cs="맑은 고딕" w:eastAsia="맑은 고딕" w:hAnsi="맑은 고딕"/>
